--- a/javoblar/077.docx
+++ b/javoblar/077.docx
@@ -400,7 +400,7 @@
           <w:sz w:val="28"/>
           <w:szCs w:val="28"/>
         </w:rPr>
-        <w:t xml:space="preserve">Sanitariya qoidalariga ko'ra, vabo, o'lat, tulyaremiya, kuydirgi, qorin tifi, paratif, salmonellyoz, difteriya, A va E virusli gepatitlar, poliomielit, bakterial dizenteriya, rotavirus infeksiyasi va boshqa ichak infeksiyalari o'choqlarida o'choqli (yakuniy) dezinfeksiya o'tkazilishi kerak [3]. Meningokokk infeksiyasi kabi tashqi muhitda chidamsiz qo'zg'atuvchilarda dezinfeksiya talab etilmaydi [1]. Dezinfeksiya hajmi qo'zg'atuvchining chidamliligi va yuqish mexanizmiga bog'liq [1][3].</w:t>
+        <w:t xml:space="preserve">Sanitariya qoidalariga ko'ra, vabo, o'lat, Ku isitmasi (o'pka shakli), kuydirgi, qorin tifi, paratif, salmonellyoz, difteriya, A va E virusli gepatitlar, poliomielit, bakterial dizenteriya, rotavirus infeksiyasi va boshqa ichak infeksiyalari o'choqlarida o'choqli (yakuniy) dezinfeksiya o'tkazilishi kerak [3]. Meningokokk infeksiyasi kabi tashqi muhitda chidamsiz qo'zg'atuvchilarda dezinfeksiya talab etilmaydi [1]. Dezinfeksiya hajmi qo'zg'atuvchining chidamliligi va yuqish mexanizmiga bog'liq [1][3].</w:t>
       </w:r>
     </w:p>
     <w:p>
